--- a/download/PARWA_Production_Readiness_Roadmap.docx
+++ b/download/PARWA_Production_Readiness_Roadmap.docx
@@ -459,57 +459,70 @@
       <w:tr>
         <w:tc>
           <w:tcPr>
-            <w:tcW w:type="dxa" w:w="1872"/>
-            <w:shd w:fill="F4F8FC"/>
-          </w:tcPr>
-          <w:p>
-            <w:r>
-              <w:rPr>
-                <w:sz w:val="18"/>
-              </w:rPr>
-              <w:t>FALSE POSITIVE</w:t>
-            </w:r>
-          </w:p>
-        </w:tc>
-        <w:tc>
-          <w:tcPr>
-            <w:tcW w:type="dxa" w:w="864"/>
-            <w:shd w:fill="F4F8FC"/>
-          </w:tcPr>
-          <w:p>
-            <w:r>
-              <w:rPr>
-                <w:sz w:val="18"/>
-              </w:rPr>
-              <w:t>5</w:t>
-            </w:r>
-          </w:p>
-        </w:tc>
-        <w:tc>
-          <w:tcPr>
             <w:tcW w:type="dxa" w:w="2160"/>
-            <w:shd w:fill="F4F8FC"/>
-          </w:tcPr>
-          <w:p>
-            <w:r>
-              <w:rPr>
-                <w:sz w:val="18"/>
-              </w:rPr>
-              <w:t>Remove from roadmap</w:t>
-            </w:r>
-          </w:p>
-        </w:tc>
-        <w:tc>
-          <w:tcPr>
-            <w:tcW w:type="dxa" w:w="5184"/>
-            <w:shd w:fill="F4F8FC"/>
-          </w:tcPr>
-          <w:p>
-            <w:r>
-              <w:rPr>
-                <w:sz w:val="18"/>
-              </w:rPr>
-              <w:t>Saves ~4-6 hours (UUID, .env, M-04, M-06, M-16 already built)</w:t>
+            <w:shd w:fill="E8F5E9"/>
+          </w:tcPr>
+          <w:p>
+            <w:r/>
+            <w:r>
+              <w:rPr>
+                <w:rFonts w:ascii="Calibri" w:hAnsi="Calibri"/>
+                <w:b/>
+                <w:color w:val="1B7A3D"/>
+                <w:sz w:val="18"/>
+              </w:rPr>
+              <w:t>ALREADY BUILT</w:t>
+            </w:r>
+          </w:p>
+        </w:tc>
+        <w:tc>
+          <w:tcPr>
+            <w:tcW w:type="dxa" w:w="2160"/>
+          </w:tcPr>
+          <w:p>
+            <w:r/>
+            <w:r>
+              <w:rPr>
+                <w:rFonts w:ascii="Calibri" w:hAnsi="Calibri"/>
+                <w:b/>
+                <w:color w:val="000000"/>
+                <w:sz w:val="18"/>
+              </w:rPr>
+              <w:t>12</w:t>
+            </w:r>
+          </w:p>
+        </w:tc>
+        <w:tc>
+          <w:tcPr>
+            <w:tcW w:type="dxa" w:w="2160"/>
+          </w:tcPr>
+          <w:p>
+            <w:r/>
+            <w:r>
+              <w:rPr>
+                <w:rFonts w:ascii="Calibri" w:hAnsi="Calibri"/>
+                <w:b w:val="0"/>
+                <w:color w:val="000000"/>
+                <w:sz w:val="18"/>
+              </w:rPr>
+              <w:t>Remove from roadmap, no action needed</w:t>
+            </w:r>
+          </w:p>
+        </w:tc>
+        <w:tc>
+          <w:tcPr>
+            <w:tcW w:type="dxa" w:w="2160"/>
+          </w:tcPr>
+          <w:p>
+            <w:r/>
+            <w:r>
+              <w:rPr>
+                <w:rFonts w:ascii="Calibri" w:hAnsi="Calibri"/>
+                <w:b w:val="0"/>
+                <w:color w:val="000000"/>
+                <w:sz w:val="18"/>
+              </w:rPr>
+              <w:t>MAKER, Smart Router, HMAC, CORS, API Key, Twilio, Ciphers, Docker Health, Celery, DB Pool, .env, Dashboard</w:t>
             </w:r>
           </w:p>
         </w:tc>
@@ -517,11 +530,16 @@
       <w:tr>
         <w:tc>
           <w:tcPr>
-            <w:tcW w:type="dxa" w:w="1872"/>
-          </w:tcPr>
-          <w:p>
-            <w:r>
-              <w:rPr>
+            <w:tcW w:type="dxa" w:w="2160"/>
+            <w:shd w:fill="FFF8E1"/>
+          </w:tcPr>
+          <w:p>
+            <w:r/>
+            <w:r>
+              <w:rPr>
+                <w:rFonts w:ascii="Calibri" w:hAnsi="Calibri"/>
+                <w:b/>
+                <w:color w:val="B8860B"/>
                 <w:sz w:val="18"/>
               </w:rPr>
               <w:t>PARTIAL</w:t>
@@ -530,40 +548,52 @@
         </w:tc>
         <w:tc>
           <w:tcPr>
-            <w:tcW w:type="dxa" w:w="864"/>
-          </w:tcPr>
-          <w:p>
-            <w:r>
-              <w:rPr>
-                <w:sz w:val="18"/>
-              </w:rPr>
-              <w:t>4</w:t>
-            </w:r>
-          </w:p>
-        </w:tc>
-        <w:tc>
-          <w:tcPr>
             <w:tcW w:type="dxa" w:w="2160"/>
           </w:tcPr>
           <w:p>
-            <w:r>
-              <w:rPr>
-                <w:sz w:val="18"/>
-              </w:rPr>
-              <w:t>Quick fixes</w:t>
-            </w:r>
-          </w:p>
-        </w:tc>
-        <w:tc>
-          <w:tcPr>
-            <w:tcW w:type="dxa" w:w="5184"/>
-          </w:tcPr>
-          <w:p>
-            <w:r>
-              <w:rPr>
-                <w:sz w:val="18"/>
-              </w:rPr>
-              <w:t>2-3 hours (nginx config sync fixes 3 items + JWT blacklist)</w:t>
+            <w:r/>
+            <w:r>
+              <w:rPr>
+                <w:rFonts w:ascii="Calibri" w:hAnsi="Calibri"/>
+                <w:b/>
+                <w:color w:val="000000"/>
+                <w:sz w:val="18"/>
+              </w:rPr>
+              <w:t>14</w:t>
+            </w:r>
+          </w:p>
+        </w:tc>
+        <w:tc>
+          <w:tcPr>
+            <w:tcW w:type="dxa" w:w="2160"/>
+          </w:tcPr>
+          <w:p>
+            <w:r/>
+            <w:r>
+              <w:rPr>
+                <w:rFonts w:ascii="Calibri" w:hAnsi="Calibri"/>
+                <w:b w:val="0"/>
+                <w:color w:val="000000"/>
+                <w:sz w:val="18"/>
+              </w:rPr>
+              <w:t>Quick fixes to existing code</w:t>
+            </w:r>
+          </w:p>
+        </w:tc>
+        <w:tc>
+          <w:tcPr>
+            <w:tcW w:type="dxa" w:w="2160"/>
+          </w:tcPr>
+          <w:p>
+            <w:r/>
+            <w:r>
+              <w:rPr>
+                <w:rFonts w:ascii="Calibri" w:hAnsi="Calibri"/>
+                <w:b w:val="0"/>
+                <w:color w:val="000000"/>
+                <w:sz w:val="18"/>
+              </w:rPr>
+              <w:t>Multi-Query, Rate Limiter, OCSP/HSTS, Nginx drift, Alembic imports, dead metrics, error boundaries, loading, WebSocket, email validator, UUID, indexes, query monitor, audit trail</w:t>
             </w:r>
           </w:p>
         </w:tc>
@@ -571,57 +601,70 @@
       <w:tr>
         <w:tc>
           <w:tcPr>
-            <w:tcW w:type="dxa" w:w="1872"/>
-            <w:shd w:fill="F4F8FC"/>
-          </w:tcPr>
-          <w:p>
-            <w:r>
-              <w:rPr>
-                <w:sz w:val="18"/>
-              </w:rPr>
-              <w:t>GENUINELY MISSING</w:t>
-            </w:r>
-          </w:p>
-        </w:tc>
-        <w:tc>
-          <w:tcPr>
-            <w:tcW w:type="dxa" w:w="864"/>
-            <w:shd w:fill="F4F8FC"/>
-          </w:tcPr>
-          <w:p>
-            <w:r>
-              <w:rPr>
-                <w:sz w:val="18"/>
-              </w:rPr>
-              <w:t>23</w:t>
-            </w:r>
-          </w:p>
-        </w:tc>
-        <w:tc>
-          <w:tcPr>
             <w:tcW w:type="dxa" w:w="2160"/>
-            <w:shd w:fill="F4F8FC"/>
-          </w:tcPr>
-          <w:p>
-            <w:r>
-              <w:rPr>
-                <w:sz w:val="18"/>
-              </w:rPr>
-              <w:t>Build/Test</w:t>
-            </w:r>
-          </w:p>
-        </w:tc>
-        <w:tc>
-          <w:tcPr>
-            <w:tcW w:type="dxa" w:w="5184"/>
-            <w:shd w:fill="F4F8FC"/>
-          </w:tcPr>
-          <w:p>
-            <w:r>
-              <w:rPr>
-                <w:sz w:val="18"/>
-              </w:rPr>
-              <w:t>90-105 hours across 8 weeks</w:t>
+            <w:shd w:fill="FFEBEE"/>
+          </w:tcPr>
+          <w:p>
+            <w:r/>
+            <w:r>
+              <w:rPr>
+                <w:rFonts w:ascii="Calibri" w:hAnsi="Calibri"/>
+                <w:b/>
+                <w:color w:val="C62828"/>
+                <w:sz w:val="18"/>
+              </w:rPr>
+              <w:t>MISSING</w:t>
+            </w:r>
+          </w:p>
+        </w:tc>
+        <w:tc>
+          <w:tcPr>
+            <w:tcW w:type="dxa" w:w="2160"/>
+          </w:tcPr>
+          <w:p>
+            <w:r/>
+            <w:r>
+              <w:rPr>
+                <w:rFonts w:ascii="Calibri" w:hAnsi="Calibri"/>
+                <w:b/>
+                <w:color w:val="000000"/>
+                <w:sz w:val="18"/>
+              </w:rPr>
+              <w:t>9</w:t>
+            </w:r>
+          </w:p>
+        </w:tc>
+        <w:tc>
+          <w:tcPr>
+            <w:tcW w:type="dxa" w:w="2160"/>
+          </w:tcPr>
+          <w:p>
+            <w:r/>
+            <w:r>
+              <w:rPr>
+                <w:rFonts w:ascii="Calibri" w:hAnsi="Calibri"/>
+                <w:b w:val="0"/>
+                <w:color w:val="000000"/>
+                <w:sz w:val="18"/>
+              </w:rPr>
+              <w:t>Build from scratch</w:t>
+            </w:r>
+          </w:p>
+        </w:tc>
+        <w:tc>
+          <w:tcPr>
+            <w:tcW w:type="dxa" w:w="2160"/>
+          </w:tcPr>
+          <w:p>
+            <w:r/>
+            <w:r>
+              <w:rPr>
+                <w:rFonts w:ascii="Calibri" w:hAnsi="Calibri"/>
+                <w:b w:val="0"/>
+                <w:color w:val="000000"/>
+                <w:sz w:val="18"/>
+              </w:rPr>
+              <w:t>HyDE, LLM Reranking, LLM Sentiment, Agent Lightning, Loophole Engine, Voice NLU, PII NER, JWT Blacklist, API Retry</w:t>
             </w:r>
           </w:p>
         </w:tc>
@@ -7360,9 +7403,10 @@
       </w:pPr>
       <w:r>
         <w:rPr>
-          <w:sz w:val="20"/>
-        </w:rPr>
-        <w:t>All 14 MEDIUM findings resolved (Week 4, 3 false positives removed)</w:t>
+          <w:color w:val="1A2B40"/>
+          <w:sz w:val="22"/>
+        </w:rPr>
+        <w:t>All 14 PARTIAL findings resolved with specific targeted fixes (Week 1-4)</w:t>
       </w:r>
     </w:p>
     <w:p>
@@ -7566,6 +7610,114 @@
     <w:p>
       <w:r>
         <w:br w:type="page"/>
+      </w:r>
+    </w:p>
+    <w:p>
+      <w:pPr>
+        <w:spacing w:line="312" w:after="80"/>
+      </w:pPr>
+      <w:r>
+        <w:rPr>
+          <w:sz w:val="22"/>
+          <w:color w:val="1A2B40"/>
+          <w:rFonts w:ascii="Calibri"/>
+        </w:rPr>
+        <w:t>alembic/env.py is missing 9 model imports (sms_channel, email_bounces, outbound_email, email_delivery_event, chat_widget, email_channel, jarvis_cc, user_details, ooo_detection). Running 'alembic revision --autogenerate' would silently skip schema changes for these tables.</w:t>
+      </w:r>
+    </w:p>
+    <w:p>
+      <w:pPr>
+        <w:pStyle w:val="Heading2"/>
+      </w:pPr>
+      <w:r>
+        <w:rPr>
+          <w:b/>
+          <w:sz w:val="28"/>
+          <w:color w:val="1B6B7A"/>
+          <w:rFonts w:ascii="Calibri" w:eastAsia="SimHei"/>
+        </w:rPr>
+        <w:t>Key Discovery: Alembic Missing Model Imports</w:t>
+      </w:r>
+    </w:p>
+    <w:p>
+      <w:pPr>
+        <w:spacing w:line="312" w:after="80"/>
+      </w:pPr>
+      <w:r>
+        <w:rPr>
+          <w:sz w:val="22"/>
+          <w:color w:val="1A2B40"/>
+          <w:rFonts w:ascii="Calibri"/>
+        </w:rPr>
+        <w:t>Backend has comprehensive Socket.io server (444 lines) with tenant rooms, JWT auth, event buffering, used by 20+ services. Frontend has ZERO Socket.io integration. Backend emits real-time events nobody receives. Dashboard data is stale until manual page refresh.</w:t>
+      </w:r>
+    </w:p>
+    <w:p>
+      <w:pPr>
+        <w:pStyle w:val="Heading2"/>
+      </w:pPr>
+      <w:r>
+        <w:rPr>
+          <w:b/>
+          <w:sz w:val="28"/>
+          <w:color w:val="1B6B7A"/>
+          <w:rFonts w:ascii="Calibri" w:eastAsia="SimHei"/>
+        </w:rPr>
+        <w:t>Key Discovery: Backend-Frontend Socket.io Gap</w:t>
+      </w:r>
+    </w:p>
+    <w:p>
+      <w:pPr>
+        <w:spacing w:line="312" w:after="80"/>
+      </w:pPr>
+      <w:r>
+        <w:rPr>
+          <w:sz w:val="22"/>
+          <w:color w:val="1A2B40"/>
+          <w:rFonts w:ascii="Calibri"/>
+        </w:rPr>
+        <w:t>jti claim generated in every JWT but never checked (no blacklist). parwa_db_query_duration_seconds histogram defined in metrics.py but never populated (no SQLAlchemy event listeners). training_tasks.py has 3 Celery tasks returning hardcoded zeros. _verify_webhook_timestamp() function defined but webhook endpoint uses its own inline version.</w:t>
+      </w:r>
+    </w:p>
+    <w:p>
+      <w:pPr>
+        <w:pStyle w:val="Heading2"/>
+      </w:pPr>
+      <w:r>
+        <w:rPr>
+          <w:b/>
+          <w:sz w:val="28"/>
+          <w:color w:val="1B6B7A"/>
+          <w:rFonts w:ascii="Calibri" w:eastAsia="SimHei"/>
+        </w:rPr>
+        <w:t>Key Discovery: Dead Code Paths</w:t>
+      </w:r>
+    </w:p>
+    <w:p>
+      <w:pPr>
+        <w:spacing w:line="312" w:after="80"/>
+      </w:pPr>
+      <w:r>
+        <w:rPr>
+          <w:sz w:val="22"/>
+          <w:color w:val="1A2B40"/>
+          <w:rFonts w:ascii="Calibri"/>
+        </w:rPr>
+        <w:t>CrossEncoderReranker class name suggests neural cross-encoding but uses 100% hand-coded TF-IDF math. sentiment_engine.py name suggests ML-based sentiment but uses keyword lexicons. pii_redaction_engine.py explicitly states 'no NLP libs'. This naming creates false confidence about AI capabilities.</w:t>
+      </w:r>
+    </w:p>
+    <w:p>
+      <w:pPr>
+        <w:pStyle w:val="Heading2"/>
+      </w:pPr>
+      <w:r>
+        <w:rPr>
+          <w:b/>
+          <w:sz w:val="28"/>
+          <w:color w:val="1B6B7A"/>
+          <w:rFonts w:ascii="Calibri" w:eastAsia="SimHei"/>
+        </w:rPr>
+        <w:t>Key Discovery: Misleading Naming</w:t>
       </w:r>
     </w:p>
     <w:p>
@@ -7688,57 +7840,71 @@
       <w:tr>
         <w:tc>
           <w:tcPr>
-            <w:tcW w:type="dxa" w:w="1296"/>
-            <w:shd w:fill="F4F8FC"/>
-          </w:tcPr>
-          <w:p>
-            <w:r>
-              <w:rPr>
-                <w:sz w:val="18"/>
-              </w:rPr>
-              <w:t>BUG-2: UUID</w:t>
-            </w:r>
-          </w:p>
-        </w:tc>
-        <w:tc>
-          <w:tcPr>
-            <w:tcW w:type="dxa" w:w="1872"/>
-            <w:shd w:fill="F4F8FC"/>
-          </w:tcPr>
-          <w:p>
-            <w:r>
-              <w:rPr>
-                <w:sz w:val="18"/>
-              </w:rPr>
-              <w:t>2 models use UUID vs String(36)</w:t>
-            </w:r>
-          </w:p>
-        </w:tc>
-        <w:tc>
-          <w:tcPr>
-            <w:tcW w:type="dxa" w:w="4320"/>
-            <w:shd w:fill="F4F8FC"/>
-          </w:tcPr>
-          <w:p>
-            <w:r>
-              <w:rPr>
-                <w:sz w:val="18"/>
-              </w:rPr>
-              <w:t>email_delivery_event.py + outbound_email.py: ALL columns use UUID(as_uuid=True) consistently</w:t>
-            </w:r>
-          </w:p>
-        </w:tc>
-        <w:tc>
-          <w:tcPr>
-            <w:tcW w:type="dxa" w:w="1296"/>
-            <w:shd w:fill="F4F8FC"/>
-          </w:tcPr>
-          <w:p>
-            <w:r>
-              <w:rPr>
-                <w:sz w:val="18"/>
-              </w:rPr>
-              <w:t>FALSE POSITIVE</w:t>
+            <w:tcW w:type="dxa" w:w="2160"/>
+            <w:shd w:fill="E8F5E9"/>
+          </w:tcPr>
+          <w:p>
+            <w:r/>
+            <w:r>
+              <w:rPr>
+                <w:rFonts w:ascii="Calibri" w:hAnsi="Calibri"/>
+                <w:b/>
+                <w:color w:val="000000"/>
+                <w:sz w:val="18"/>
+              </w:rPr>
+              <w:t>Maker Framework</w:t>
+            </w:r>
+          </w:p>
+        </w:tc>
+        <w:tc>
+          <w:tcPr>
+            <w:tcW w:type="dxa" w:w="2160"/>
+          </w:tcPr>
+          <w:p>
+            <w:r/>
+            <w:r>
+              <w:rPr>
+                <w:rFonts w:ascii="Calibri" w:hAnsi="Calibri"/>
+                <w:b w:val="0"/>
+                <w:color w:val="000000"/>
+                <w:sz w:val="18"/>
+              </w:rPr>
+              <w:t>AI Features</w:t>
+            </w:r>
+          </w:p>
+        </w:tc>
+        <w:tc>
+          <w:tcPr>
+            <w:tcW w:type="dxa" w:w="2160"/>
+          </w:tcPr>
+          <w:p>
+            <w:r/>
+            <w:r>
+              <w:rPr>
+                <w:rFonts w:ascii="Calibri" w:hAnsi="Calibri"/>
+                <w:b w:val="0"/>
+                <w:color w:val="000000"/>
+                <w:sz w:val="18"/>
+              </w:rPr>
+              <w:t>11_maker_validator.py (685 lines) - K-solution, scoring, red flags, audit trail</w:t>
+            </w:r>
+          </w:p>
+        </w:tc>
+        <w:tc>
+          <w:tcPr>
+            <w:tcW w:type="dxa" w:w="2160"/>
+            <w:shd w:fill="E8F5E9"/>
+          </w:tcPr>
+          <w:p>
+            <w:r/>
+            <w:r>
+              <w:rPr>
+                <w:rFonts w:ascii="Calibri" w:hAnsi="Calibri"/>
+                <w:b/>
+                <w:color w:val="1B7A3D"/>
+                <w:sz w:val="18"/>
+              </w:rPr>
+              <w:t>BUILT</w:t>
             </w:r>
           </w:p>
         </w:tc>
@@ -7746,53 +7912,71 @@
       <w:tr>
         <w:tc>
           <w:tcPr>
-            <w:tcW w:type="dxa" w:w="1296"/>
-          </w:tcPr>
-          <w:p>
-            <w:r>
-              <w:rPr>
-                <w:sz w:val="18"/>
-              </w:rPr>
-              <w:t>.env template</w:t>
-            </w:r>
-          </w:p>
-        </w:tc>
-        <w:tc>
-          <w:tcPr>
-            <w:tcW w:type="dxa" w:w="1872"/>
-          </w:tcPr>
-          <w:p>
-            <w:r>
-              <w:rPr>
-                <w:sz w:val="18"/>
-              </w:rPr>
-              <w:t>No production template</w:t>
-            </w:r>
-          </w:p>
-        </w:tc>
-        <w:tc>
-          <w:tcPr>
-            <w:tcW w:type="dxa" w:w="4320"/>
-          </w:tcPr>
-          <w:p>
-            <w:r>
-              <w:rPr>
-                <w:sz w:val="18"/>
-              </w:rPr>
-              <w:t>.env.prod.example (85 lines) + .env.example (99 lines) exist at root</w:t>
-            </w:r>
-          </w:p>
-        </w:tc>
-        <w:tc>
-          <w:tcPr>
-            <w:tcW w:type="dxa" w:w="1296"/>
-          </w:tcPr>
-          <w:p>
-            <w:r>
-              <w:rPr>
-                <w:sz w:val="18"/>
-              </w:rPr>
-              <w:t>FALSE POSITIVE</w:t>
+            <w:tcW w:type="dxa" w:w="2160"/>
+            <w:shd w:fill="E8F5E9"/>
+          </w:tcPr>
+          <w:p>
+            <w:r/>
+            <w:r>
+              <w:rPr>
+                <w:rFonts w:ascii="Calibri" w:hAnsi="Calibri"/>
+                <w:b/>
+                <w:color w:val="000000"/>
+                <w:sz w:val="18"/>
+              </w:rPr>
+              <w:t>Smart Router Tier Routing</w:t>
+            </w:r>
+          </w:p>
+        </w:tc>
+        <w:tc>
+          <w:tcPr>
+            <w:tcW w:type="dxa" w:w="2160"/>
+          </w:tcPr>
+          <w:p>
+            <w:r/>
+            <w:r>
+              <w:rPr>
+                <w:rFonts w:ascii="Calibri" w:hAnsi="Calibri"/>
+                <w:b w:val="0"/>
+                <w:color w:val="000000"/>
+                <w:sz w:val="18"/>
+              </w:rPr>
+              <w:t>AI Features</w:t>
+            </w:r>
+          </w:p>
+        </w:tc>
+        <w:tc>
+          <w:tcPr>
+            <w:tcW w:type="dxa" w:w="2160"/>
+          </w:tcPr>
+          <w:p>
+            <w:r/>
+            <w:r>
+              <w:rPr>
+                <w:rFonts w:ascii="Calibri" w:hAnsi="Calibri"/>
+                <w:b w:val="0"/>
+                <w:color w:val="000000"/>
+                <w:sz w:val="18"/>
+              </w:rPr>
+              <w:t>smart_router.py (~1300 lines) - 4 tiers, 10+ models, variant gating, fallback chains</w:t>
+            </w:r>
+          </w:p>
+        </w:tc>
+        <w:tc>
+          <w:tcPr>
+            <w:tcW w:type="dxa" w:w="2160"/>
+            <w:shd w:fill="E8F5E9"/>
+          </w:tcPr>
+          <w:p>
+            <w:r/>
+            <w:r>
+              <w:rPr>
+                <w:rFonts w:ascii="Calibri" w:hAnsi="Calibri"/>
+                <w:b/>
+                <w:color w:val="1B7A3D"/>
+                <w:sz w:val="18"/>
+              </w:rPr>
+              <w:t>BUILT</w:t>
             </w:r>
           </w:p>
         </w:tc>
@@ -7800,57 +7984,71 @@
       <w:tr>
         <w:tc>
           <w:tcPr>
-            <w:tcW w:type="dxa" w:w="1296"/>
-            <w:shd w:fill="F4F8FC"/>
-          </w:tcPr>
-          <w:p>
-            <w:r>
-              <w:rPr>
-                <w:sz w:val="18"/>
-              </w:rPr>
-              <w:t>M-04</w:t>
-            </w:r>
-          </w:p>
-        </w:tc>
-        <w:tc>
-          <w:tcPr>
-            <w:tcW w:type="dxa" w:w="1872"/>
-            <w:shd w:fill="F4F8FC"/>
-          </w:tcPr>
-          <w:p>
-            <w:r>
-              <w:rPr>
-                <w:sz w:val="18"/>
-              </w:rPr>
-              <w:t>Simple @ validation</w:t>
-            </w:r>
-          </w:p>
-        </w:tc>
-        <w:tc>
-          <w:tcPr>
-            <w:tcW w:type="dxa" w:w="4320"/>
-            <w:shd w:fill="F4F8FC"/>
-          </w:tcPr>
-          <w:p>
-            <w:r>
-              <w:rPr>
-                <w:sz w:val="18"/>
-              </w:rPr>
-              <w:t>requirements.txt:34 email-validator&gt;=2.1.0. Imported in verification.py</w:t>
-            </w:r>
-          </w:p>
-        </w:tc>
-        <w:tc>
-          <w:tcPr>
-            <w:tcW w:type="dxa" w:w="1296"/>
-            <w:shd w:fill="F4F8FC"/>
-          </w:tcPr>
-          <w:p>
-            <w:r>
-              <w:rPr>
-                <w:sz w:val="18"/>
-              </w:rPr>
-              <w:t>FALSE POSITIVE</w:t>
+            <w:tcW w:type="dxa" w:w="2160"/>
+            <w:shd w:fill="E8F5E9"/>
+          </w:tcPr>
+          <w:p>
+            <w:r/>
+            <w:r>
+              <w:rPr>
+                <w:rFonts w:ascii="Calibri" w:hAnsi="Calibri"/>
+                <w:b/>
+                <w:color w:val="000000"/>
+                <w:sz w:val="18"/>
+              </w:rPr>
+              <w:t>HMAC Timestamp Freshness</w:t>
+            </w:r>
+          </w:p>
+        </w:tc>
+        <w:tc>
+          <w:tcPr>
+            <w:tcW w:type="dxa" w:w="2160"/>
+          </w:tcPr>
+          <w:p>
+            <w:r/>
+            <w:r>
+              <w:rPr>
+                <w:rFonts w:ascii="Calibri" w:hAnsi="Calibri"/>
+                <w:b w:val="0"/>
+                <w:color w:val="000000"/>
+                <w:sz w:val="18"/>
+              </w:rPr>
+              <w:t>Security</w:t>
+            </w:r>
+          </w:p>
+        </w:tc>
+        <w:tc>
+          <w:tcPr>
+            <w:tcW w:type="dxa" w:w="2160"/>
+          </w:tcPr>
+          <w:p>
+            <w:r/>
+            <w:r>
+              <w:rPr>
+                <w:rFonts w:ascii="Calibri" w:hAnsi="Calibri"/>
+                <w:b w:val="0"/>
+                <w:color w:val="000000"/>
+                <w:sz w:val="18"/>
+              </w:rPr>
+              <w:t>hmac_verification.py + webhooks.py - 5-min window, fail-closed</w:t>
+            </w:r>
+          </w:p>
+        </w:tc>
+        <w:tc>
+          <w:tcPr>
+            <w:tcW w:type="dxa" w:w="2160"/>
+            <w:shd w:fill="E8F5E9"/>
+          </w:tcPr>
+          <w:p>
+            <w:r/>
+            <w:r>
+              <w:rPr>
+                <w:rFonts w:ascii="Calibri" w:hAnsi="Calibri"/>
+                <w:b/>
+                <w:color w:val="1B7A3D"/>
+                <w:sz w:val="18"/>
+              </w:rPr>
+              <w:t>BUILT</w:t>
             </w:r>
           </w:p>
         </w:tc>
@@ -7858,53 +8056,71 @@
       <w:tr>
         <w:tc>
           <w:tcPr>
-            <w:tcW w:type="dxa" w:w="1296"/>
-          </w:tcPr>
-          <w:p>
-            <w:r>
-              <w:rPr>
-                <w:sz w:val="18"/>
-              </w:rPr>
-              <w:t>M-06</w:t>
-            </w:r>
-          </w:p>
-        </w:tc>
-        <w:tc>
-          <w:tcPr>
-            <w:tcW w:type="dxa" w:w="1872"/>
-          </w:tcPr>
-          <w:p>
-            <w:r>
-              <w:rPr>
-                <w:sz w:val="18"/>
-              </w:rPr>
-              <w:t>Pass-through on missing header</w:t>
-            </w:r>
-          </w:p>
-        </w:tc>
-        <w:tc>
-          <w:tcPr>
-            <w:tcW w:type="dxa" w:w="4320"/>
-          </w:tcPr>
-          <w:p>
-            <w:r>
-              <w:rPr>
-                <w:sz w:val="18"/>
-              </w:rPr>
-              <w:t>api_key_auth.py:77-86 returns 401 for invalid API keys</w:t>
-            </w:r>
-          </w:p>
-        </w:tc>
-        <w:tc>
-          <w:tcPr>
-            <w:tcW w:type="dxa" w:w="1296"/>
-          </w:tcPr>
-          <w:p>
-            <w:r>
-              <w:rPr>
-                <w:sz w:val="18"/>
-              </w:rPr>
-              <w:t>FALSE POSITIVE</w:t>
+            <w:tcW w:type="dxa" w:w="2160"/>
+            <w:shd w:fill="E8F5E9"/>
+          </w:tcPr>
+          <w:p>
+            <w:r/>
+            <w:r>
+              <w:rPr>
+                <w:rFonts w:ascii="Calibri" w:hAnsi="Calibri"/>
+                <w:b/>
+                <w:color w:val="000000"/>
+                <w:sz w:val="18"/>
+              </w:rPr>
+              <w:t>CORS Stricter Config</w:t>
+            </w:r>
+          </w:p>
+        </w:tc>
+        <w:tc>
+          <w:tcPr>
+            <w:tcW w:type="dxa" w:w="2160"/>
+          </w:tcPr>
+          <w:p>
+            <w:r/>
+            <w:r>
+              <w:rPr>
+                <w:rFonts w:ascii="Calibri" w:hAnsi="Calibri"/>
+                <w:b w:val="0"/>
+                <w:color w:val="000000"/>
+                <w:sz w:val="18"/>
+              </w:rPr>
+              <w:t>Security</w:t>
+            </w:r>
+          </w:p>
+        </w:tc>
+        <w:tc>
+          <w:tcPr>
+            <w:tcW w:type="dxa" w:w="2160"/>
+          </w:tcPr>
+          <w:p>
+            <w:r/>
+            <w:r>
+              <w:rPr>
+                <w:rFonts w:ascii="Calibri" w:hAnsi="Calibri"/>
+                <w:b w:val="0"/>
+                <w:color w:val="000000"/>
+                <w:sz w:val="18"/>
+              </w:rPr>
+              <w:t>main.py:298-321 - explicit origins, never wildcard, fail-closed to localhost</w:t>
+            </w:r>
+          </w:p>
+        </w:tc>
+        <w:tc>
+          <w:tcPr>
+            <w:tcW w:type="dxa" w:w="2160"/>
+            <w:shd w:fill="E8F5E9"/>
+          </w:tcPr>
+          <w:p>
+            <w:r/>
+            <w:r>
+              <w:rPr>
+                <w:rFonts w:ascii="Calibri" w:hAnsi="Calibri"/>
+                <w:b/>
+                <w:color w:val="1B7A3D"/>
+                <w:sz w:val="18"/>
+              </w:rPr>
+              <w:t>BUILT</w:t>
             </w:r>
           </w:p>
         </w:tc>
@@ -7912,57 +8128,575 @@
       <w:tr>
         <w:tc>
           <w:tcPr>
-            <w:tcW w:type="dxa" w:w="1296"/>
-            <w:shd w:fill="F4F8FC"/>
-          </w:tcPr>
-          <w:p>
-            <w:r>
-              <w:rPr>
-                <w:sz w:val="18"/>
-              </w:rPr>
-              <w:t>M-16</w:t>
-            </w:r>
-          </w:p>
-        </w:tc>
-        <w:tc>
-          <w:tcPr>
-            <w:tcW w:type="dxa" w:w="1872"/>
-            <w:shd w:fill="F4F8FC"/>
-          </w:tcPr>
-          <w:p>
-            <w:r>
-              <w:rPr>
-                <w:sz w:val="18"/>
-              </w:rPr>
-              <w:t>No Twilio signature verify</w:t>
-            </w:r>
-          </w:p>
-        </w:tc>
-        <w:tc>
-          <w:tcPr>
-            <w:tcW w:type="dxa" w:w="4320"/>
-            <w:shd w:fill="F4F8FC"/>
-          </w:tcPr>
-          <w:p>
-            <w:r>
-              <w:rPr>
-                <w:sz w:val="18"/>
-              </w:rPr>
-              <w:t>sms_channel.py:747-798 full HMAC verification via verify_twilio_signature()</w:t>
-            </w:r>
-          </w:p>
-        </w:tc>
-        <w:tc>
-          <w:tcPr>
-            <w:tcW w:type="dxa" w:w="1296"/>
-            <w:shd w:fill="F4F8FC"/>
-          </w:tcPr>
-          <w:p>
-            <w:r>
-              <w:rPr>
-                <w:sz w:val="18"/>
-              </w:rPr>
-              <w:t>FALSE POSITIVE</w:t>
+            <w:tcW w:type="dxa" w:w="2160"/>
+            <w:shd w:fill="E8F5E9"/>
+          </w:tcPr>
+          <w:p>
+            <w:r/>
+            <w:r>
+              <w:rPr>
+                <w:rFonts w:ascii="Calibri" w:hAnsi="Calibri"/>
+                <w:b/>
+                <w:color w:val="000000"/>
+                <w:sz w:val="18"/>
+              </w:rPr>
+              <w:t>API Key 401 Response</w:t>
+            </w:r>
+          </w:p>
+        </w:tc>
+        <w:tc>
+          <w:tcPr>
+            <w:tcW w:type="dxa" w:w="2160"/>
+          </w:tcPr>
+          <w:p>
+            <w:r/>
+            <w:r>
+              <w:rPr>
+                <w:rFonts w:ascii="Calibri" w:hAnsi="Calibri"/>
+                <w:b w:val="0"/>
+                <w:color w:val="000000"/>
+                <w:sz w:val="18"/>
+              </w:rPr>
+              <w:t>Security</w:t>
+            </w:r>
+          </w:p>
+        </w:tc>
+        <w:tc>
+          <w:tcPr>
+            <w:tcW w:type="dxa" w:w="2160"/>
+          </w:tcPr>
+          <w:p>
+            <w:r/>
+            <w:r>
+              <w:rPr>
+                <w:rFonts w:ascii="Calibri" w:hAnsi="Calibri"/>
+                <w:b w:val="0"/>
+                <w:color w:val="000000"/>
+                <w:sz w:val="18"/>
+              </w:rPr>
+              <w:t>api_key_auth.py:77-108 - 401 for invalid/expired/revoked</w:t>
+            </w:r>
+          </w:p>
+        </w:tc>
+        <w:tc>
+          <w:tcPr>
+            <w:tcW w:type="dxa" w:w="2160"/>
+            <w:shd w:fill="E8F5E9"/>
+          </w:tcPr>
+          <w:p>
+            <w:r/>
+            <w:r>
+              <w:rPr>
+                <w:rFonts w:ascii="Calibri" w:hAnsi="Calibri"/>
+                <w:b/>
+                <w:color w:val="1B7A3D"/>
+                <w:sz w:val="18"/>
+              </w:rPr>
+              <w:t>BUILT</w:t>
+            </w:r>
+          </w:p>
+        </w:tc>
+      </w:tr>
+      <w:tr>
+        <w:tc>
+          <w:tcPr>
+            <w:tcW w:type="dxa" w:w="2160"/>
+            <w:shd w:fill="E8F5E9"/>
+          </w:tcPr>
+          <w:p>
+            <w:r/>
+            <w:r>
+              <w:rPr>
+                <w:rFonts w:ascii="Calibri" w:hAnsi="Calibri"/>
+                <w:b/>
+                <w:color w:val="000000"/>
+                <w:sz w:val="18"/>
+              </w:rPr>
+              <w:t>Twilio Signature Verification</w:t>
+            </w:r>
+          </w:p>
+        </w:tc>
+        <w:tc>
+          <w:tcPr>
+            <w:tcW w:type="dxa" w:w="2160"/>
+          </w:tcPr>
+          <w:p>
+            <w:r/>
+            <w:r>
+              <w:rPr>
+                <w:rFonts w:ascii="Calibri" w:hAnsi="Calibri"/>
+                <w:b w:val="0"/>
+                <w:color w:val="000000"/>
+                <w:sz w:val="18"/>
+              </w:rPr>
+              <w:t>Security</w:t>
+            </w:r>
+          </w:p>
+        </w:tc>
+        <w:tc>
+          <w:tcPr>
+            <w:tcW w:type="dxa" w:w="2160"/>
+          </w:tcPr>
+          <w:p>
+            <w:r/>
+            <w:r>
+              <w:rPr>
+                <w:rFonts w:ascii="Calibri" w:hAnsi="Calibri"/>
+                <w:b w:val="0"/>
+                <w:color w:val="000000"/>
+                <w:sz w:val="18"/>
+              </w:rPr>
+              <w:t>hmac_verification.py:100-139 - RFC 5849 HMAC-SHA1, constant-time compare</w:t>
+            </w:r>
+          </w:p>
+        </w:tc>
+        <w:tc>
+          <w:tcPr>
+            <w:tcW w:type="dxa" w:w="2160"/>
+            <w:shd w:fill="E8F5E9"/>
+          </w:tcPr>
+          <w:p>
+            <w:r/>
+            <w:r>
+              <w:rPr>
+                <w:rFonts w:ascii="Calibri" w:hAnsi="Calibri"/>
+                <w:b/>
+                <w:color w:val="1B7A3D"/>
+                <w:sz w:val="18"/>
+              </w:rPr>
+              <w:t>BUILT</w:t>
+            </w:r>
+          </w:p>
+        </w:tc>
+      </w:tr>
+      <w:tr>
+        <w:tc>
+          <w:tcPr>
+            <w:tcW w:type="dxa" w:w="2160"/>
+            <w:shd w:fill="E8F5E9"/>
+          </w:tcPr>
+          <w:p>
+            <w:r/>
+            <w:r>
+              <w:rPr>
+                <w:rFonts w:ascii="Calibri" w:hAnsi="Calibri"/>
+                <w:b/>
+                <w:color w:val="000000"/>
+                <w:sz w:val="18"/>
+              </w:rPr>
+              <w:t>Strong Cipher Suites</w:t>
+            </w:r>
+          </w:p>
+        </w:tc>
+        <w:tc>
+          <w:tcPr>
+            <w:tcW w:type="dxa" w:w="2160"/>
+          </w:tcPr>
+          <w:p>
+            <w:r/>
+            <w:r>
+              <w:rPr>
+                <w:rFonts w:ascii="Calibri" w:hAnsi="Calibri"/>
+                <w:b w:val="0"/>
+                <w:color w:val="000000"/>
+                <w:sz w:val="18"/>
+              </w:rPr>
+              <w:t>Security</w:t>
+            </w:r>
+          </w:p>
+        </w:tc>
+        <w:tc>
+          <w:tcPr>
+            <w:tcW w:type="dxa" w:w="2160"/>
+          </w:tcPr>
+          <w:p>
+            <w:r/>
+            <w:r>
+              <w:rPr>
+                <w:rFonts w:ascii="Calibri" w:hAnsi="Calibri"/>
+                <w:b w:val="0"/>
+                <w:color w:val="000000"/>
+                <w:sz w:val="18"/>
+              </w:rPr>
+              <w:t>Both nginx configs use PFS-only modern ciphers (production: 8, docker: 2)</w:t>
+            </w:r>
+          </w:p>
+        </w:tc>
+        <w:tc>
+          <w:tcPr>
+            <w:tcW w:type="dxa" w:w="2160"/>
+            <w:shd w:fill="E8F5E9"/>
+          </w:tcPr>
+          <w:p>
+            <w:r/>
+            <w:r>
+              <w:rPr>
+                <w:rFonts w:ascii="Calibri" w:hAnsi="Calibri"/>
+                <w:b/>
+                <w:color w:val="1B7A3D"/>
+                <w:sz w:val="18"/>
+              </w:rPr>
+              <w:t>BUILT</w:t>
+            </w:r>
+          </w:p>
+        </w:tc>
+      </w:tr>
+      <w:tr>
+        <w:tc>
+          <w:tcPr>
+            <w:tcW w:type="dxa" w:w="2160"/>
+            <w:shd w:fill="E8F5E9"/>
+          </w:tcPr>
+          <w:p>
+            <w:r/>
+            <w:r>
+              <w:rPr>
+                <w:rFonts w:ascii="Calibri" w:hAnsi="Calibri"/>
+                <w:b/>
+                <w:color w:val="000000"/>
+                <w:sz w:val="18"/>
+              </w:rPr>
+              <w:t>Docker Compose Healthchecks</w:t>
+            </w:r>
+          </w:p>
+        </w:tc>
+        <w:tc>
+          <w:tcPr>
+            <w:tcW w:type="dxa" w:w="2160"/>
+          </w:tcPr>
+          <w:p>
+            <w:r/>
+            <w:r>
+              <w:rPr>
+                <w:rFonts w:ascii="Calibri" w:hAnsi="Calibri"/>
+                <w:b w:val="0"/>
+                <w:color w:val="000000"/>
+                <w:sz w:val="18"/>
+              </w:rPr>
+              <w:t>Infrastructure</w:t>
+            </w:r>
+          </w:p>
+        </w:tc>
+        <w:tc>
+          <w:tcPr>
+            <w:tcW w:type="dxa" w:w="2160"/>
+          </w:tcPr>
+          <w:p>
+            <w:r/>
+            <w:r>
+              <w:rPr>
+                <w:rFonts w:ascii="Calibri" w:hAnsi="Calibri"/>
+                <w:b w:val="0"/>
+                <w:color w:val="000000"/>
+                <w:sz w:val="18"/>
+              </w:rPr>
+              <w:t>13 services with healthchecks in both compose files</w:t>
+            </w:r>
+          </w:p>
+        </w:tc>
+        <w:tc>
+          <w:tcPr>
+            <w:tcW w:type="dxa" w:w="2160"/>
+            <w:shd w:fill="E8F5E9"/>
+          </w:tcPr>
+          <w:p>
+            <w:r/>
+            <w:r>
+              <w:rPr>
+                <w:rFonts w:ascii="Calibri" w:hAnsi="Calibri"/>
+                <w:b/>
+                <w:color w:val="1B7A3D"/>
+                <w:sz w:val="18"/>
+              </w:rPr>
+              <w:t>BUILT</w:t>
+            </w:r>
+          </w:p>
+        </w:tc>
+      </w:tr>
+      <w:tr>
+        <w:tc>
+          <w:tcPr>
+            <w:tcW w:type="dxa" w:w="2160"/>
+            <w:shd w:fill="E8F5E9"/>
+          </w:tcPr>
+          <w:p>
+            <w:r/>
+            <w:r>
+              <w:rPr>
+                <w:rFonts w:ascii="Calibri" w:hAnsi="Calibri"/>
+                <w:b/>
+                <w:color w:val="000000"/>
+                <w:sz w:val="18"/>
+              </w:rPr>
+              <w:t>Celery Task Monitoring</w:t>
+            </w:r>
+          </w:p>
+        </w:tc>
+        <w:tc>
+          <w:tcPr>
+            <w:tcW w:type="dxa" w:w="2160"/>
+          </w:tcPr>
+          <w:p>
+            <w:r/>
+            <w:r>
+              <w:rPr>
+                <w:rFonts w:ascii="Calibri" w:hAnsi="Calibri"/>
+                <w:b w:val="0"/>
+                <w:color w:val="000000"/>
+                <w:sz w:val="18"/>
+              </w:rPr>
+              <w:t>Infrastructure</w:t>
+            </w:r>
+          </w:p>
+        </w:tc>
+        <w:tc>
+          <w:tcPr>
+            <w:tcW w:type="dxa" w:w="2160"/>
+          </w:tcPr>
+          <w:p>
+            <w:r/>
+            <w:r>
+              <w:rPr>
+                <w:rFonts w:ascii="Calibri" w:hAnsi="Calibri"/>
+                <w:b w:val="0"/>
+                <w:color w:val="000000"/>
+                <w:sz w:val="18"/>
+              </w:rPr>
+              <w:t>event tracking, Beat scheduler, DLQ, Grafana dashboards, 7 queues</w:t>
+            </w:r>
+          </w:p>
+        </w:tc>
+        <w:tc>
+          <w:tcPr>
+            <w:tcW w:type="dxa" w:w="2160"/>
+            <w:shd w:fill="E8F5E9"/>
+          </w:tcPr>
+          <w:p>
+            <w:r/>
+            <w:r>
+              <w:rPr>
+                <w:rFonts w:ascii="Calibri" w:hAnsi="Calibri"/>
+                <w:b/>
+                <w:color w:val="1B7A3D"/>
+                <w:sz w:val="18"/>
+              </w:rPr>
+              <w:t>BUILT</w:t>
+            </w:r>
+          </w:p>
+        </w:tc>
+      </w:tr>
+      <w:tr>
+        <w:tc>
+          <w:tcPr>
+            <w:tcW w:type="dxa" w:w="2160"/>
+            <w:shd w:fill="E8F5E9"/>
+          </w:tcPr>
+          <w:p>
+            <w:r/>
+            <w:r>
+              <w:rPr>
+                <w:rFonts w:ascii="Calibri" w:hAnsi="Calibri"/>
+                <w:b/>
+                <w:color w:val="000000"/>
+                <w:sz w:val="18"/>
+              </w:rPr>
+              <w:t>Database Connection Pooling</w:t>
+            </w:r>
+          </w:p>
+        </w:tc>
+        <w:tc>
+          <w:tcPr>
+            <w:tcW w:type="dxa" w:w="2160"/>
+          </w:tcPr>
+          <w:p>
+            <w:r/>
+            <w:r>
+              <w:rPr>
+                <w:rFonts w:ascii="Calibri" w:hAnsi="Calibri"/>
+                <w:b w:val="0"/>
+                <w:color w:val="000000"/>
+                <w:sz w:val="18"/>
+              </w:rPr>
+              <w:t>Infrastructure</w:t>
+            </w:r>
+          </w:p>
+        </w:tc>
+        <w:tc>
+          <w:tcPr>
+            <w:tcW w:type="dxa" w:w="2160"/>
+          </w:tcPr>
+          <w:p>
+            <w:r/>
+            <w:r>
+              <w:rPr>
+                <w:rFonts w:ascii="Calibri" w:hAnsi="Calibri"/>
+                <w:b w:val="0"/>
+                <w:color w:val="000000"/>
+                <w:sz w:val="18"/>
+              </w:rPr>
+              <w:t>pool_pre_ping, pool_size=10, max_overflow=20, Prometheus metrics</w:t>
+            </w:r>
+          </w:p>
+        </w:tc>
+        <w:tc>
+          <w:tcPr>
+            <w:tcW w:type="dxa" w:w="2160"/>
+            <w:shd w:fill="E8F5E9"/>
+          </w:tcPr>
+          <w:p>
+            <w:r/>
+            <w:r>
+              <w:rPr>
+                <w:rFonts w:ascii="Calibri" w:hAnsi="Calibri"/>
+                <w:b/>
+                <w:color w:val="1B7A3D"/>
+                <w:sz w:val="18"/>
+              </w:rPr>
+              <w:t>BUILT</w:t>
+            </w:r>
+          </w:p>
+        </w:tc>
+      </w:tr>
+      <w:tr>
+        <w:tc>
+          <w:tcPr>
+            <w:tcW w:type="dxa" w:w="2160"/>
+            <w:shd w:fill="E8F5E9"/>
+          </w:tcPr>
+          <w:p>
+            <w:r/>
+            <w:r>
+              <w:rPr>
+                <w:rFonts w:ascii="Calibri" w:hAnsi="Calibri"/>
+                <w:b/>
+                <w:color w:val="000000"/>
+                <w:sz w:val="18"/>
+              </w:rPr>
+              <w:t>.env Template</w:t>
+            </w:r>
+          </w:p>
+        </w:tc>
+        <w:tc>
+          <w:tcPr>
+            <w:tcW w:type="dxa" w:w="2160"/>
+          </w:tcPr>
+          <w:p>
+            <w:r/>
+            <w:r>
+              <w:rPr>
+                <w:rFonts w:ascii="Calibri" w:hAnsi="Calibri"/>
+                <w:b w:val="0"/>
+                <w:color w:val="000000"/>
+                <w:sz w:val="18"/>
+              </w:rPr>
+              <w:t>Infrastructure</w:t>
+            </w:r>
+          </w:p>
+        </w:tc>
+        <w:tc>
+          <w:tcPr>
+            <w:tcW w:type="dxa" w:w="2160"/>
+          </w:tcPr>
+          <w:p>
+            <w:r/>
+            <w:r>
+              <w:rPr>
+                <w:rFonts w:ascii="Calibri" w:hAnsi="Calibri"/>
+                <w:b w:val="0"/>
+                <w:color w:val="000000"/>
+                <w:sz w:val="18"/>
+              </w:rPr>
+              <w:t>.env.example (100 lines) + .env.prod.example (86 lines) - all categories</w:t>
+            </w:r>
+          </w:p>
+        </w:tc>
+        <w:tc>
+          <w:tcPr>
+            <w:tcW w:type="dxa" w:w="2160"/>
+            <w:shd w:fill="E8F5E9"/>
+          </w:tcPr>
+          <w:p>
+            <w:r/>
+            <w:r>
+              <w:rPr>
+                <w:rFonts w:ascii="Calibri" w:hAnsi="Calibri"/>
+                <w:b/>
+                <w:color w:val="1B7A3D"/>
+                <w:sz w:val="18"/>
+              </w:rPr>
+              <w:t>BUILT</w:t>
+            </w:r>
+          </w:p>
+        </w:tc>
+      </w:tr>
+      <w:tr>
+        <w:tc>
+          <w:tcPr>
+            <w:tcW w:type="dxa" w:w="2160"/>
+            <w:shd w:fill="E8F5E9"/>
+          </w:tcPr>
+          <w:p>
+            <w:r/>
+            <w:r>
+              <w:rPr>
+                <w:rFonts w:ascii="Calibri" w:hAnsi="Calibri"/>
+                <w:b/>
+                <w:color w:val="000000"/>
+                <w:sz w:val="18"/>
+              </w:rPr>
+              <w:t>Agent Performance Dashboard</w:t>
+            </w:r>
+          </w:p>
+        </w:tc>
+        <w:tc>
+          <w:tcPr>
+            <w:tcW w:type="dxa" w:w="2160"/>
+          </w:tcPr>
+          <w:p>
+            <w:r/>
+            <w:r>
+              <w:rPr>
+                <w:rFonts w:ascii="Calibri" w:hAnsi="Calibri"/>
+                <w:b w:val="0"/>
+                <w:color w:val="000000"/>
+                <w:sz w:val="18"/>
+              </w:rPr>
+              <w:t>Frontend</w:t>
+            </w:r>
+          </w:p>
+        </w:tc>
+        <w:tc>
+          <w:tcPr>
+            <w:tcW w:type="dxa" w:w="2160"/>
+          </w:tcPr>
+          <w:p>
+            <w:r/>
+            <w:r>
+              <w:rPr>
+                <w:rFonts w:ascii="Calibri" w:hAnsi="Calibri"/>
+                <w:b w:val="0"/>
+                <w:color w:val="000000"/>
+                <w:sz w:val="18"/>
+              </w:rPr>
+              <w:t>AgentPerformanceTable, KPICard, TrendChart, SLAChart, Cost Savings KPIs</w:t>
+            </w:r>
+          </w:p>
+        </w:tc>
+        <w:tc>
+          <w:tcPr>
+            <w:tcW w:type="dxa" w:w="2160"/>
+            <w:shd w:fill="E8F5E9"/>
+          </w:tcPr>
+          <w:p>
+            <w:r/>
+            <w:r>
+              <w:rPr>
+                <w:rFonts w:ascii="Calibri" w:hAnsi="Calibri"/>
+                <w:b/>
+                <w:color w:val="1B7A3D"/>
+                <w:sz w:val="18"/>
+              </w:rPr>
+              <w:t>BUILT</w:t>
             </w:r>
           </w:p>
         </w:tc>
@@ -8070,57 +8804,71 @@
       <w:tr>
         <w:tc>
           <w:tcPr>
-            <w:tcW w:type="dxa" w:w="1440"/>
-            <w:shd w:fill="F4F8FC"/>
-          </w:tcPr>
-          <w:p>
-            <w:r>
-              <w:rPr>
-                <w:sz w:val="18"/>
-              </w:rPr>
-              <w:t>OCSP Stapling</w:t>
-            </w:r>
-          </w:p>
-        </w:tc>
-        <w:tc>
-          <w:tcPr>
-            <w:tcW w:type="dxa" w:w="2448"/>
-            <w:shd w:fill="F4F8FC"/>
-          </w:tcPr>
-          <w:p>
-            <w:r>
-              <w:rPr>
-                <w:sz w:val="18"/>
-              </w:rPr>
-              <w:t>nginx/nginx.conf:100-101</w:t>
-            </w:r>
-          </w:p>
-        </w:tc>
-        <w:tc>
-          <w:tcPr>
             <w:tcW w:type="dxa" w:w="2160"/>
-            <w:shd w:fill="F4F8FC"/>
-          </w:tcPr>
-          <w:p>
-            <w:r>
-              <w:rPr>
-                <w:sz w:val="18"/>
-              </w:rPr>
-              <w:t>NOT in infra/docker/nginx-default.conf</w:t>
-            </w:r>
-          </w:p>
-        </w:tc>
-        <w:tc>
-          <w:tcPr>
-            <w:tcW w:type="dxa" w:w="2592"/>
-            <w:shd w:fill="F4F8FC"/>
-          </w:tcPr>
-          <w:p>
-            <w:r>
-              <w:rPr>
-                <w:sz w:val="18"/>
-              </w:rPr>
-              <w:t>Docker config runs in prod but missing OCSP</w:t>
+            <w:shd w:fill="FFF8E1"/>
+          </w:tcPr>
+          <w:p>
+            <w:r/>
+            <w:r>
+              <w:rPr>
+                <w:rFonts w:ascii="Calibri" w:hAnsi="Calibri"/>
+                <w:b/>
+                <w:color w:val="000000"/>
+                <w:sz w:val="18"/>
+              </w:rPr>
+              <w:t>Multi-Query Retriever</w:t>
+            </w:r>
+          </w:p>
+        </w:tc>
+        <w:tc>
+          <w:tcPr>
+            <w:tcW w:type="dxa" w:w="2160"/>
+          </w:tcPr>
+          <w:p>
+            <w:r/>
+            <w:r>
+              <w:rPr>
+                <w:rFonts w:ascii="Calibri" w:hAnsi="Calibri"/>
+                <w:b w:val="0"/>
+                <w:color w:val="000000"/>
+                <w:sz w:val="18"/>
+              </w:rPr>
+              <w:t>AI Features</w:t>
+            </w:r>
+          </w:p>
+        </w:tc>
+        <w:tc>
+          <w:tcPr>
+            <w:tcW w:type="dxa" w:w="2160"/>
+          </w:tcPr>
+          <w:p>
+            <w:r/>
+            <w:r>
+              <w:rPr>
+                <w:rFonts w:ascii="Calibri" w:hAnsi="Calibri"/>
+                <w:b w:val="0"/>
+                <w:color w:val="000000"/>
+                <w:sz w:val="18"/>
+              </w:rPr>
+              <w:t>Synonym substitution only (9 mappings), no LLM query decomposition</w:t>
+            </w:r>
+          </w:p>
+        </w:tc>
+        <w:tc>
+          <w:tcPr>
+            <w:tcW w:type="dxa" w:w="2160"/>
+            <w:shd w:fill="FFF8E1"/>
+          </w:tcPr>
+          <w:p>
+            <w:r/>
+            <w:r>
+              <w:rPr>
+                <w:rFonts w:ascii="Calibri" w:hAnsi="Calibri"/>
+                <w:b/>
+                <w:color w:val="B8860B"/>
+                <w:sz w:val="18"/>
+              </w:rPr>
+              <w:t>PARTIAL</w:t>
             </w:r>
           </w:p>
         </w:tc>
@@ -8128,53 +8876,71 @@
       <w:tr>
         <w:tc>
           <w:tcPr>
-            <w:tcW w:type="dxa" w:w="1440"/>
-          </w:tcPr>
-          <w:p>
-            <w:r>
-              <w:rPr>
-                <w:sz w:val="18"/>
-              </w:rPr>
-              <w:t>HSTS subdomains</w:t>
-            </w:r>
-          </w:p>
-        </w:tc>
-        <w:tc>
-          <w:tcPr>
-            <w:tcW w:type="dxa" w:w="2448"/>
-          </w:tcPr>
-          <w:p>
-            <w:r>
-              <w:rPr>
-                <w:sz w:val="18"/>
-              </w:rPr>
-              <w:t>nginx/nginx.conf:106 has includeSubDomains; preload</w:t>
-            </w:r>
-          </w:p>
-        </w:tc>
-        <w:tc>
-          <w:tcPr>
             <w:tcW w:type="dxa" w:w="2160"/>
-          </w:tcPr>
-          <w:p>
-            <w:r>
-              <w:rPr>
-                <w:sz w:val="18"/>
-              </w:rPr>
-              <w:t>docker config:46 only max-age</w:t>
-            </w:r>
-          </w:p>
-        </w:tc>
-        <w:tc>
-          <w:tcPr>
-            <w:tcW w:type="dxa" w:w="2592"/>
-          </w:tcPr>
-          <w:p>
-            <w:r>
-              <w:rPr>
-                <w:sz w:val="18"/>
-              </w:rPr>
-              <w:t>Docker config weaker</w:t>
+            <w:shd w:fill="FFF8E1"/>
+          </w:tcPr>
+          <w:p>
+            <w:r/>
+            <w:r>
+              <w:rPr>
+                <w:rFonts w:ascii="Calibri" w:hAnsi="Calibri"/>
+                <w:b/>
+                <w:color w:val="000000"/>
+                <w:sz w:val="18"/>
+              </w:rPr>
+              <w:t>Rate Limiter Fail-Closed</w:t>
+            </w:r>
+          </w:p>
+        </w:tc>
+        <w:tc>
+          <w:tcPr>
+            <w:tcW w:type="dxa" w:w="2160"/>
+          </w:tcPr>
+          <w:p>
+            <w:r/>
+            <w:r>
+              <w:rPr>
+                <w:rFonts w:ascii="Calibri" w:hAnsi="Calibri"/>
+                <w:b w:val="0"/>
+                <w:color w:val="000000"/>
+                <w:sz w:val="18"/>
+              </w:rPr>
+              <w:t>Security</w:t>
+            </w:r>
+          </w:p>
+        </w:tc>
+        <w:tc>
+          <w:tcPr>
+            <w:tcW w:type="dxa" w:w="2160"/>
+          </w:tcPr>
+          <w:p>
+            <w:r/>
+            <w:r>
+              <w:rPr>
+                <w:rFonts w:ascii="Calibri" w:hAnsi="Calibri"/>
+                <w:b w:val="0"/>
+                <w:color w:val="000000"/>
+                <w:sz w:val="18"/>
+              </w:rPr>
+              <w:t>Explicitly fail-open; Redis-&gt;in-memory fallback; middleware passes through</w:t>
+            </w:r>
+          </w:p>
+        </w:tc>
+        <w:tc>
+          <w:tcPr>
+            <w:tcW w:type="dxa" w:w="2160"/>
+            <w:shd w:fill="FFF8E1"/>
+          </w:tcPr>
+          <w:p>
+            <w:r/>
+            <w:r>
+              <w:rPr>
+                <w:rFonts w:ascii="Calibri" w:hAnsi="Calibri"/>
+                <w:b/>
+                <w:color w:val="B8860B"/>
+                <w:sz w:val="18"/>
+              </w:rPr>
+              <w:t>PARTIAL</w:t>
             </w:r>
           </w:p>
         </w:tc>
@@ -8182,57 +8948,71 @@
       <w:tr>
         <w:tc>
           <w:tcPr>
-            <w:tcW w:type="dxa" w:w="1440"/>
-            <w:shd w:fill="F4F8FC"/>
-          </w:tcPr>
-          <w:p>
-            <w:r>
-              <w:rPr>
-                <w:sz w:val="18"/>
-              </w:rPr>
-              <w:t>TLS Ciphers</w:t>
-            </w:r>
-          </w:p>
-        </w:tc>
-        <w:tc>
-          <w:tcPr>
-            <w:tcW w:type="dxa" w:w="2448"/>
-            <w:shd w:fill="F4F8FC"/>
-          </w:tcPr>
-          <w:p>
-            <w:r>
-              <w:rPr>
-                <w:sz w:val="18"/>
-              </w:rPr>
-              <w:t>nginx/nginx.conf: 8 ciphers</w:t>
-            </w:r>
-          </w:p>
-        </w:tc>
-        <w:tc>
-          <w:tcPr>
             <w:tcW w:type="dxa" w:w="2160"/>
-            <w:shd w:fill="F4F8FC"/>
-          </w:tcPr>
-          <w:p>
-            <w:r>
-              <w:rPr>
-                <w:sz w:val="18"/>
-              </w:rPr>
-              <w:t>docker config:42 only 2 ciphers</w:t>
-            </w:r>
-          </w:p>
-        </w:tc>
-        <w:tc>
-          <w:tcPr>
-            <w:tcW w:type="dxa" w:w="2592"/>
-            <w:shd w:fill="F4F8FC"/>
-          </w:tcPr>
-          <w:p>
-            <w:r>
-              <w:rPr>
-                <w:sz w:val="18"/>
-              </w:rPr>
-              <w:t>Older browsers may fail TLS in prod</w:t>
+            <w:shd w:fill="FFF8E1"/>
+          </w:tcPr>
+          <w:p>
+            <w:r/>
+            <w:r>
+              <w:rPr>
+                <w:rFonts w:ascii="Calibri" w:hAnsi="Calibri"/>
+                <w:b/>
+                <w:color w:val="000000"/>
+                <w:sz w:val="18"/>
+              </w:rPr>
+              <w:t>OCSP Stapling</w:t>
+            </w:r>
+          </w:p>
+        </w:tc>
+        <w:tc>
+          <w:tcPr>
+            <w:tcW w:type="dxa" w:w="2160"/>
+          </w:tcPr>
+          <w:p>
+            <w:r/>
+            <w:r>
+              <w:rPr>
+                <w:rFonts w:ascii="Calibri" w:hAnsi="Calibri"/>
+                <w:b w:val="0"/>
+                <w:color w:val="000000"/>
+                <w:sz w:val="18"/>
+              </w:rPr>
+              <w:t>Security</w:t>
+            </w:r>
+          </w:p>
+        </w:tc>
+        <w:tc>
+          <w:tcPr>
+            <w:tcW w:type="dxa" w:w="2160"/>
+          </w:tcPr>
+          <w:p>
+            <w:r/>
+            <w:r>
+              <w:rPr>
+                <w:rFonts w:ascii="Calibri" w:hAnsi="Calibri"/>
+                <w:b w:val="0"/>
+                <w:color w:val="000000"/>
+                <w:sz w:val="18"/>
+              </w:rPr>
+              <w:t>In nginx/nginx.conf (prod); ABSENT in infra/docker/ configs</w:t>
+            </w:r>
+          </w:p>
+        </w:tc>
+        <w:tc>
+          <w:tcPr>
+            <w:tcW w:type="dxa" w:w="2160"/>
+            <w:shd w:fill="FFF8E1"/>
+          </w:tcPr>
+          <w:p>
+            <w:r/>
+            <w:r>
+              <w:rPr>
+                <w:rFonts w:ascii="Calibri" w:hAnsi="Calibri"/>
+                <w:b/>
+                <w:color w:val="B8860B"/>
+                <w:sz w:val="18"/>
+              </w:rPr>
+              <w:t>PARTIAL</w:t>
             </w:r>
           </w:p>
         </w:tc>
@@ -8240,53 +9020,791 @@
       <w:tr>
         <w:tc>
           <w:tcPr>
-            <w:tcW w:type="dxa" w:w="1440"/>
-          </w:tcPr>
-          <w:p>
-            <w:r>
-              <w:rPr>
-                <w:sz w:val="18"/>
-              </w:rPr>
-              <w:t>JWT Blacklist</w:t>
-            </w:r>
-          </w:p>
-        </w:tc>
-        <w:tc>
-          <w:tcPr>
-            <w:tcW w:type="dxa" w:w="2448"/>
-          </w:tcPr>
-          <w:p>
-            <w:r>
-              <w:rPr>
-                <w:sz w:val="18"/>
-              </w:rPr>
-              <w:t>jti generated (auth.py:98), get_token_jti() (auth.py:149)</w:t>
-            </w:r>
-          </w:p>
-        </w:tc>
-        <w:tc>
-          <w:tcPr>
             <w:tcW w:type="dxa" w:w="2160"/>
-          </w:tcPr>
-          <w:p>
-            <w:r>
-              <w:rPr>
-                <w:sz w:val="18"/>
-              </w:rPr>
-              <w:t>No is_token_revoked() anywhere</w:t>
-            </w:r>
-          </w:p>
-        </w:tc>
-        <w:tc>
-          <w:tcPr>
-            <w:tcW w:type="dxa" w:w="2592"/>
-          </w:tcPr>
-          <w:p>
-            <w:r>
-              <w:rPr>
-                <w:sz w:val="18"/>
-              </w:rPr>
-              <w:t>Documented but not implemented</w:t>
+            <w:shd w:fill="FFF8E1"/>
+          </w:tcPr>
+          <w:p>
+            <w:r/>
+            <w:r>
+              <w:rPr>
+                <w:rFonts w:ascii="Calibri" w:hAnsi="Calibri"/>
+                <w:b/>
+                <w:color w:val="000000"/>
+                <w:sz w:val="18"/>
+              </w:rPr>
+              <w:t>HSTS Flags</w:t>
+            </w:r>
+          </w:p>
+        </w:tc>
+        <w:tc>
+          <w:tcPr>
+            <w:tcW w:type="dxa" w:w="2160"/>
+          </w:tcPr>
+          <w:p>
+            <w:r/>
+            <w:r>
+              <w:rPr>
+                <w:rFonts w:ascii="Calibri" w:hAnsi="Calibri"/>
+                <w:b w:val="0"/>
+                <w:color w:val="000000"/>
+                <w:sz w:val="18"/>
+              </w:rPr>
+              <w:t>Security</w:t>
+            </w:r>
+          </w:p>
+        </w:tc>
+        <w:tc>
+          <w:tcPr>
+            <w:tcW w:type="dxa" w:w="2160"/>
+          </w:tcPr>
+          <w:p>
+            <w:r/>
+            <w:r>
+              <w:rPr>
+                <w:rFonts w:ascii="Calibri" w:hAnsi="Calibri"/>
+                <w:b w:val="0"/>
+                <w:color w:val="000000"/>
+                <w:sz w:val="18"/>
+              </w:rPr>
+              <w:t>Prod has includeSubDomains+preload; Docker default missing both flags</w:t>
+            </w:r>
+          </w:p>
+        </w:tc>
+        <w:tc>
+          <w:tcPr>
+            <w:tcW w:type="dxa" w:w="2160"/>
+            <w:shd w:fill="FFF8E1"/>
+          </w:tcPr>
+          <w:p>
+            <w:r/>
+            <w:r>
+              <w:rPr>
+                <w:rFonts w:ascii="Calibri" w:hAnsi="Calibri"/>
+                <w:b/>
+                <w:color w:val="B8860B"/>
+                <w:sz w:val="18"/>
+              </w:rPr>
+              <w:t>PARTIAL</w:t>
+            </w:r>
+          </w:p>
+        </w:tc>
+      </w:tr>
+      <w:tr>
+        <w:tc>
+          <w:tcPr>
+            <w:tcW w:type="dxa" w:w="2160"/>
+            <w:shd w:fill="FFF8E1"/>
+          </w:tcPr>
+          <w:p>
+            <w:r/>
+            <w:r>
+              <w:rPr>
+                <w:rFonts w:ascii="Calibri" w:hAnsi="Calibri"/>
+                <w:b/>
+                <w:color w:val="000000"/>
+                <w:sz w:val="18"/>
+              </w:rPr>
+              <w:t>Nginx Production Config</w:t>
+            </w:r>
+          </w:p>
+        </w:tc>
+        <w:tc>
+          <w:tcPr>
+            <w:tcW w:type="dxa" w:w="2160"/>
+          </w:tcPr>
+          <w:p>
+            <w:r/>
+            <w:r>
+              <w:rPr>
+                <w:rFonts w:ascii="Calibri" w:hAnsi="Calibri"/>
+                <w:b w:val="0"/>
+                <w:color w:val="000000"/>
+                <w:sz w:val="18"/>
+              </w:rPr>
+              <w:t>Infrastructure</w:t>
+            </w:r>
+          </w:p>
+        </w:tc>
+        <w:tc>
+          <w:tcPr>
+            <w:tcW w:type="dxa" w:w="2160"/>
+          </w:tcPr>
+          <w:p>
+            <w:r/>
+            <w:r>
+              <w:rPr>
+                <w:rFonts w:ascii="Calibri" w:hAnsi="Calibri"/>
+                <w:b w:val="0"/>
+                <w:color w:val="000000"/>
+                <w:sz w:val="18"/>
+              </w:rPr>
+              <w:t>3 configs with drift; Docker image ships broken zone references</w:t>
+            </w:r>
+          </w:p>
+        </w:tc>
+        <w:tc>
+          <w:tcPr>
+            <w:tcW w:type="dxa" w:w="2160"/>
+            <w:shd w:fill="FFF8E1"/>
+          </w:tcPr>
+          <w:p>
+            <w:r/>
+            <w:r>
+              <w:rPr>
+                <w:rFonts w:ascii="Calibri" w:hAnsi="Calibri"/>
+                <w:b/>
+                <w:color w:val="B8860B"/>
+                <w:sz w:val="18"/>
+              </w:rPr>
+              <w:t>PARTIAL</w:t>
+            </w:r>
+          </w:p>
+        </w:tc>
+      </w:tr>
+      <w:tr>
+        <w:tc>
+          <w:tcPr>
+            <w:tcW w:type="dxa" w:w="2160"/>
+            <w:shd w:fill="FFF8E1"/>
+          </w:tcPr>
+          <w:p>
+            <w:r/>
+            <w:r>
+              <w:rPr>
+                <w:rFonts w:ascii="Calibri" w:hAnsi="Calibri"/>
+                <w:b/>
+                <w:color w:val="000000"/>
+                <w:sz w:val="18"/>
+              </w:rPr>
+              <w:t>Migration System</w:t>
+            </w:r>
+          </w:p>
+        </w:tc>
+        <w:tc>
+          <w:tcPr>
+            <w:tcW w:type="dxa" w:w="2160"/>
+          </w:tcPr>
+          <w:p>
+            <w:r/>
+            <w:r>
+              <w:rPr>
+                <w:rFonts w:ascii="Calibri" w:hAnsi="Calibri"/>
+                <w:b w:val="0"/>
+                <w:color w:val="000000"/>
+                <w:sz w:val="18"/>
+              </w:rPr>
+              <w:t>Database</w:t>
+            </w:r>
+          </w:p>
+        </w:tc>
+        <w:tc>
+          <w:tcPr>
+            <w:tcW w:type="dxa" w:w="2160"/>
+          </w:tcPr>
+          <w:p>
+            <w:r/>
+            <w:r>
+              <w:rPr>
+                <w:rFonts w:ascii="Calibri" w:hAnsi="Calibri"/>
+                <w:b w:val="0"/>
+                <w:color w:val="000000"/>
+                <w:sz w:val="18"/>
+              </w:rPr>
+              <w:t>20 migrations exist but env.py missing 9 model imports</w:t>
+            </w:r>
+          </w:p>
+        </w:tc>
+        <w:tc>
+          <w:tcPr>
+            <w:tcW w:type="dxa" w:w="2160"/>
+            <w:shd w:fill="FFF8E1"/>
+          </w:tcPr>
+          <w:p>
+            <w:r/>
+            <w:r>
+              <w:rPr>
+                <w:rFonts w:ascii="Calibri" w:hAnsi="Calibri"/>
+                <w:b/>
+                <w:color w:val="B8860B"/>
+                <w:sz w:val="18"/>
+              </w:rPr>
+              <w:t>PARTIAL</w:t>
+            </w:r>
+          </w:p>
+        </w:tc>
+      </w:tr>
+      <w:tr>
+        <w:tc>
+          <w:tcPr>
+            <w:tcW w:type="dxa" w:w="2160"/>
+            <w:shd w:fill="FFF8E1"/>
+          </w:tcPr>
+          <w:p>
+            <w:r/>
+            <w:r>
+              <w:rPr>
+                <w:rFonts w:ascii="Calibri" w:hAnsi="Calibri"/>
+                <w:b/>
+                <w:color w:val="000000"/>
+                <w:sz w:val="18"/>
+              </w:rPr>
+              <w:t>Index Optimization</w:t>
+            </w:r>
+          </w:p>
+        </w:tc>
+        <w:tc>
+          <w:tcPr>
+            <w:tcW w:type="dxa" w:w="2160"/>
+          </w:tcPr>
+          <w:p>
+            <w:r/>
+            <w:r>
+              <w:rPr>
+                <w:rFonts w:ascii="Calibri" w:hAnsi="Calibri"/>
+                <w:b w:val="0"/>
+                <w:color w:val="000000"/>
+                <w:sz w:val="18"/>
+              </w:rPr>
+              <w:t>Database</w:t>
+            </w:r>
+          </w:p>
+        </w:tc>
+        <w:tc>
+          <w:tcPr>
+            <w:tcW w:type="dxa" w:w="2160"/>
+          </w:tcPr>
+          <w:p>
+            <w:r/>
+            <w:r>
+              <w:rPr>
+                <w:rFonts w:ascii="Calibri" w:hAnsi="Calibri"/>
+                <w:b w:val="0"/>
+                <w:color w:val="000000"/>
+                <w:sz w:val="18"/>
+              </w:rPr>
+              <w:t>200+ indexes good; missing composite indexes on tickets table</w:t>
+            </w:r>
+          </w:p>
+        </w:tc>
+        <w:tc>
+          <w:tcPr>
+            <w:tcW w:type="dxa" w:w="2160"/>
+            <w:shd w:fill="FFF8E1"/>
+          </w:tcPr>
+          <w:p>
+            <w:r/>
+            <w:r>
+              <w:rPr>
+                <w:rFonts w:ascii="Calibri" w:hAnsi="Calibri"/>
+                <w:b/>
+                <w:color w:val="B8860B"/>
+                <w:sz w:val="18"/>
+              </w:rPr>
+              <w:t>PARTIAL</w:t>
+            </w:r>
+          </w:p>
+        </w:tc>
+      </w:tr>
+      <w:tr>
+        <w:tc>
+          <w:tcPr>
+            <w:tcW w:type="dxa" w:w="2160"/>
+            <w:shd w:fill="FFF8E1"/>
+          </w:tcPr>
+          <w:p>
+            <w:r/>
+            <w:r>
+              <w:rPr>
+                <w:rFonts w:ascii="Calibri" w:hAnsi="Calibri"/>
+                <w:b/>
+                <w:color w:val="000000"/>
+                <w:sz w:val="18"/>
+              </w:rPr>
+              <w:t>Query Perf Monitoring</w:t>
+            </w:r>
+          </w:p>
+        </w:tc>
+        <w:tc>
+          <w:tcPr>
+            <w:tcW w:type="dxa" w:w="2160"/>
+          </w:tcPr>
+          <w:p>
+            <w:r/>
+            <w:r>
+              <w:rPr>
+                <w:rFonts w:ascii="Calibri" w:hAnsi="Calibri"/>
+                <w:b w:val="0"/>
+                <w:color w:val="000000"/>
+                <w:sz w:val="18"/>
+              </w:rPr>
+              <w:t>Database</w:t>
+            </w:r>
+          </w:p>
+        </w:tc>
+        <w:tc>
+          <w:tcPr>
+            <w:tcW w:type="dxa" w:w="2160"/>
+          </w:tcPr>
+          <w:p>
+            <w:r/>
+            <w:r>
+              <w:rPr>
+                <w:rFonts w:ascii="Calibri" w:hAnsi="Calibri"/>
+                <w:b w:val="0"/>
+                <w:color w:val="000000"/>
+                <w:sz w:val="18"/>
+              </w:rPr>
+              <w:t>parwa_db_query_duration_seconds defined but NEVER wired (dead code)</w:t>
+            </w:r>
+          </w:p>
+        </w:tc>
+        <w:tc>
+          <w:tcPr>
+            <w:tcW w:type="dxa" w:w="2160"/>
+            <w:shd w:fill="FFF8E1"/>
+          </w:tcPr>
+          <w:p>
+            <w:r/>
+            <w:r>
+              <w:rPr>
+                <w:rFonts w:ascii="Calibri" w:hAnsi="Calibri"/>
+                <w:b/>
+                <w:color w:val="B8860B"/>
+                <w:sz w:val="18"/>
+              </w:rPr>
+              <w:t>PARTIAL</w:t>
+            </w:r>
+          </w:p>
+        </w:tc>
+      </w:tr>
+      <w:tr>
+        <w:tc>
+          <w:tcPr>
+            <w:tcW w:type="dxa" w:w="2160"/>
+            <w:shd w:fill="FFF8E1"/>
+          </w:tcPr>
+          <w:p>
+            <w:r/>
+            <w:r>
+              <w:rPr>
+                <w:rFonts w:ascii="Calibri" w:hAnsi="Calibri"/>
+                <w:b/>
+                <w:color w:val="000000"/>
+                <w:sz w:val="18"/>
+              </w:rPr>
+              <w:t>Error Boundaries</w:t>
+            </w:r>
+          </w:p>
+        </w:tc>
+        <w:tc>
+          <w:tcPr>
+            <w:tcW w:type="dxa" w:w="2160"/>
+          </w:tcPr>
+          <w:p>
+            <w:r/>
+            <w:r>
+              <w:rPr>
+                <w:rFonts w:ascii="Calibri" w:hAnsi="Calibri"/>
+                <w:b w:val="0"/>
+                <w:color w:val="000000"/>
+                <w:sz w:val="18"/>
+              </w:rPr>
+              <w:t>Frontend</w:t>
+            </w:r>
+          </w:p>
+        </w:tc>
+        <w:tc>
+          <w:tcPr>
+            <w:tcW w:type="dxa" w:w="2160"/>
+          </w:tcPr>
+          <w:p>
+            <w:r/>
+            <w:r>
+              <w:rPr>
+                <w:rFonts w:ascii="Calibri" w:hAnsi="Calibri"/>
+                <w:b w:val="0"/>
+                <w:color w:val="000000"/>
+                <w:sz w:val="18"/>
+              </w:rPr>
+              <w:t>ChatErrorBoundary exists; no global/route error boundaries</w:t>
+            </w:r>
+          </w:p>
+        </w:tc>
+        <w:tc>
+          <w:tcPr>
+            <w:tcW w:type="dxa" w:w="2160"/>
+            <w:shd w:fill="FFF8E1"/>
+          </w:tcPr>
+          <w:p>
+            <w:r/>
+            <w:r>
+              <w:rPr>
+                <w:rFonts w:ascii="Calibri" w:hAnsi="Calibri"/>
+                <w:b/>
+                <w:color w:val="B8860B"/>
+                <w:sz w:val="18"/>
+              </w:rPr>
+              <w:t>PARTIAL</w:t>
+            </w:r>
+          </w:p>
+        </w:tc>
+      </w:tr>
+      <w:tr>
+        <w:tc>
+          <w:tcPr>
+            <w:tcW w:type="dxa" w:w="2160"/>
+            <w:shd w:fill="FFF8E1"/>
+          </w:tcPr>
+          <w:p>
+            <w:r/>
+            <w:r>
+              <w:rPr>
+                <w:rFonts w:ascii="Calibri" w:hAnsi="Calibri"/>
+                <w:b/>
+                <w:color w:val="000000"/>
+                <w:sz w:val="18"/>
+              </w:rPr>
+              <w:t>Loading State Mgmt</w:t>
+            </w:r>
+          </w:p>
+        </w:tc>
+        <w:tc>
+          <w:tcPr>
+            <w:tcW w:type="dxa" w:w="2160"/>
+          </w:tcPr>
+          <w:p>
+            <w:r/>
+            <w:r>
+              <w:rPr>
+                <w:rFonts w:ascii="Calibri" w:hAnsi="Calibri"/>
+                <w:b w:val="0"/>
+                <w:color w:val="000000"/>
+                <w:sz w:val="18"/>
+              </w:rPr>
+              <w:t>Frontend</w:t>
+            </w:r>
+          </w:p>
+        </w:tc>
+        <w:tc>
+          <w:tcPr>
+            <w:tcW w:type="dxa" w:w="2160"/>
+          </w:tcPr>
+          <w:p>
+            <w:r/>
+            <w:r>
+              <w:rPr>
+                <w:rFonts w:ascii="Calibri" w:hAnsi="Calibri"/>
+                <w:b w:val="0"/>
+                <w:color w:val="000000"/>
+                <w:sz w:val="18"/>
+              </w:rPr>
+              <w:t>45+ components use isLoading; no loading.tsx or not-found.tsx</w:t>
+            </w:r>
+          </w:p>
+        </w:tc>
+        <w:tc>
+          <w:tcPr>
+            <w:tcW w:type="dxa" w:w="2160"/>
+            <w:shd w:fill="FFF8E1"/>
+          </w:tcPr>
+          <w:p>
+            <w:r/>
+            <w:r>
+              <w:rPr>
+                <w:rFonts w:ascii="Calibri" w:hAnsi="Calibri"/>
+                <w:b/>
+                <w:color w:val="B8860B"/>
+                <w:sz w:val="18"/>
+              </w:rPr>
+              <w:t>PARTIAL</w:t>
+            </w:r>
+          </w:p>
+        </w:tc>
+      </w:tr>
+      <w:tr>
+        <w:tc>
+          <w:tcPr>
+            <w:tcW w:type="dxa" w:w="2160"/>
+            <w:shd w:fill="FFF8E1"/>
+          </w:tcPr>
+          <w:p>
+            <w:r/>
+            <w:r>
+              <w:rPr>
+                <w:rFonts w:ascii="Calibri" w:hAnsi="Calibri"/>
+                <w:b/>
+                <w:color w:val="000000"/>
+                <w:sz w:val="18"/>
+              </w:rPr>
+              <w:t>WebSocket Real-Time</w:t>
+            </w:r>
+          </w:p>
+        </w:tc>
+        <w:tc>
+          <w:tcPr>
+            <w:tcW w:type="dxa" w:w="2160"/>
+          </w:tcPr>
+          <w:p>
+            <w:r/>
+            <w:r>
+              <w:rPr>
+                <w:rFonts w:ascii="Calibri" w:hAnsi="Calibri"/>
+                <w:b w:val="0"/>
+                <w:color w:val="000000"/>
+                <w:sz w:val="18"/>
+              </w:rPr>
+              <w:t>Frontend</w:t>
+            </w:r>
+          </w:p>
+        </w:tc>
+        <w:tc>
+          <w:tcPr>
+            <w:tcW w:type="dxa" w:w="2160"/>
+          </w:tcPr>
+          <w:p>
+            <w:r/>
+            <w:r>
+              <w:rPr>
+                <w:rFonts w:ascii="Calibri" w:hAnsi="Calibri"/>
+                <w:b w:val="0"/>
+                <w:color w:val="000000"/>
+                <w:sz w:val="18"/>
+              </w:rPr>
+              <w:t>Backend Socket.io (444 lines) built; ZERO frontend client</w:t>
+            </w:r>
+          </w:p>
+        </w:tc>
+        <w:tc>
+          <w:tcPr>
+            <w:tcW w:type="dxa" w:w="2160"/>
+            <w:shd w:fill="FFF8E1"/>
+          </w:tcPr>
+          <w:p>
+            <w:r/>
+            <w:r>
+              <w:rPr>
+                <w:rFonts w:ascii="Calibri" w:hAnsi="Calibri"/>
+                <w:b/>
+                <w:color w:val="B8860B"/>
+                <w:sz w:val="18"/>
+              </w:rPr>
+              <w:t>PARTIAL</w:t>
+            </w:r>
+          </w:p>
+        </w:tc>
+      </w:tr>
+      <w:tr>
+        <w:tc>
+          <w:tcPr>
+            <w:tcW w:type="dxa" w:w="2160"/>
+            <w:shd w:fill="FFF8E1"/>
+          </w:tcPr>
+          <w:p>
+            <w:r/>
+            <w:r>
+              <w:rPr>
+                <w:rFonts w:ascii="Calibri" w:hAnsi="Calibri"/>
+                <w:b/>
+                <w:color w:val="000000"/>
+                <w:sz w:val="18"/>
+              </w:rPr>
+              <w:t>Email Validator</w:t>
+            </w:r>
+          </w:p>
+        </w:tc>
+        <w:tc>
+          <w:tcPr>
+            <w:tcW w:type="dxa" w:w="2160"/>
+          </w:tcPr>
+          <w:p>
+            <w:r/>
+            <w:r>
+              <w:rPr>
+                <w:rFonts w:ascii="Calibri" w:hAnsi="Calibri"/>
+                <w:b w:val="0"/>
+                <w:color w:val="000000"/>
+                <w:sz w:val="18"/>
+              </w:rPr>
+              <w:t>Code Quality</w:t>
+            </w:r>
+          </w:p>
+        </w:tc>
+        <w:tc>
+          <w:tcPr>
+            <w:tcW w:type="dxa" w:w="2160"/>
+          </w:tcPr>
+          <w:p>
+            <w:r/>
+            <w:r>
+              <w:rPr>
+                <w:rFonts w:ascii="Calibri" w:hAnsi="Calibri"/>
+                <w:b w:val="0"/>
+                <w:color w:val="000000"/>
+                <w:sz w:val="18"/>
+              </w:rPr>
+              <w:t>Library installed but regex used in 4+ other locations</w:t>
+            </w:r>
+          </w:p>
+        </w:tc>
+        <w:tc>
+          <w:tcPr>
+            <w:tcW w:type="dxa" w:w="2160"/>
+            <w:shd w:fill="FFF8E1"/>
+          </w:tcPr>
+          <w:p>
+            <w:r/>
+            <w:r>
+              <w:rPr>
+                <w:rFonts w:ascii="Calibri" w:hAnsi="Calibri"/>
+                <w:b/>
+                <w:color w:val="B8860B"/>
+                <w:sz w:val="18"/>
+              </w:rPr>
+              <w:t>PARTIAL</w:t>
+            </w:r>
+          </w:p>
+        </w:tc>
+      </w:tr>
+      <w:tr>
+        <w:tc>
+          <w:tcPr>
+            <w:tcW w:type="dxa" w:w="2160"/>
+            <w:shd w:fill="FFF8E1"/>
+          </w:tcPr>
+          <w:p>
+            <w:r/>
+            <w:r>
+              <w:rPr>
+                <w:rFonts w:ascii="Calibri" w:hAnsi="Calibri"/>
+                <w:b/>
+                <w:color w:val="000000"/>
+                <w:sz w:val="18"/>
+              </w:rPr>
+              <w:t>UUID Consistency</w:t>
+            </w:r>
+          </w:p>
+        </w:tc>
+        <w:tc>
+          <w:tcPr>
+            <w:tcW w:type="dxa" w:w="2160"/>
+          </w:tcPr>
+          <w:p>
+            <w:r/>
+            <w:r>
+              <w:rPr>
+                <w:rFonts w:ascii="Calibri" w:hAnsi="Calibri"/>
+                <w:b w:val="0"/>
+                <w:color w:val="000000"/>
+                <w:sz w:val="18"/>
+              </w:rPr>
+              <w:t>Code Quality</w:t>
+            </w:r>
+          </w:p>
+        </w:tc>
+        <w:tc>
+          <w:tcPr>
+            <w:tcW w:type="dxa" w:w="2160"/>
+          </w:tcPr>
+          <w:p>
+            <w:r/>
+            <w:r>
+              <w:rPr>
+                <w:rFonts w:ascii="Calibri" w:hAnsi="Calibri"/>
+                <w:b w:val="0"/>
+                <w:color w:val="000000"/>
+                <w:sz w:val="18"/>
+              </w:rPr>
+              <w:t>25 models String(36); 2 models UUID(as_uuid=True)</w:t>
+            </w:r>
+          </w:p>
+        </w:tc>
+        <w:tc>
+          <w:tcPr>
+            <w:tcW w:type="dxa" w:w="2160"/>
+            <w:shd w:fill="FFF8E1"/>
+          </w:tcPr>
+          <w:p>
+            <w:r/>
+            <w:r>
+              <w:rPr>
+                <w:rFonts w:ascii="Calibri" w:hAnsi="Calibri"/>
+                <w:b/>
+                <w:color w:val="B8860B"/>
+                <w:sz w:val="18"/>
+              </w:rPr>
+              <w:t>PARTIAL</w:t>
+            </w:r>
+          </w:p>
+        </w:tc>
+      </w:tr>
+      <w:tr>
+        <w:tc>
+          <w:tcPr>
+            <w:tcW w:type="dxa" w:w="2160"/>
+            <w:shd w:fill="FFF8E1"/>
+          </w:tcPr>
+          <w:p>
+            <w:r/>
+            <w:r>
+              <w:rPr>
+                <w:rFonts w:ascii="Calibri" w:hAnsi="Calibri"/>
+                <w:b/>
+                <w:color w:val="000000"/>
+                <w:sz w:val="18"/>
+              </w:rPr>
+              <w:t>Conversation Audit Trail</w:t>
+            </w:r>
+          </w:p>
+        </w:tc>
+        <w:tc>
+          <w:tcPr>
+            <w:tcW w:type="dxa" w:w="2160"/>
+          </w:tcPr>
+          <w:p>
+            <w:r/>
+            <w:r>
+              <w:rPr>
+                <w:rFonts w:ascii="Calibri" w:hAnsi="Calibri"/>
+                <w:b w:val="0"/>
+                <w:color w:val="000000"/>
+                <w:sz w:val="18"/>
+              </w:rPr>
+              <w:t>Frontend</w:t>
+            </w:r>
+          </w:p>
+        </w:tc>
+        <w:tc>
+          <w:tcPr>
+            <w:tcW w:type="dxa" w:w="2160"/>
+          </w:tcPr>
+          <w:p>
+            <w:r/>
+            <w:r>
+              <w:rPr>
+                <w:rFonts w:ascii="Calibri" w:hAnsi="Calibri"/>
+                <w:b w:val="0"/>
+                <w:color w:val="000000"/>
+                <w:sz w:val="18"/>
+              </w:rPr>
+              <w:t>Per-session history exists; no cross-session audit browser</w:t>
+            </w:r>
+          </w:p>
+        </w:tc>
+        <w:tc>
+          <w:tcPr>
+            <w:tcW w:type="dxa" w:w="2160"/>
+            <w:shd w:fill="FFF8E1"/>
+          </w:tcPr>
+          <w:p>
+            <w:r/>
+            <w:r>
+              <w:rPr>
+                <w:rFonts w:ascii="Calibri" w:hAnsi="Calibri"/>
+                <w:b/>
+                <w:color w:val="B8860B"/>
+                <w:sz w:val="18"/>
+              </w:rPr>
+              <w:t>PARTIAL</w:t>
             </w:r>
           </w:p>
         </w:tc>
